--- a/report/report.docx
+++ b/report/report.docx
@@ -3962,7 +3962,7 @@
           <w:color w:val="1A1A1A"/>
           <w:sz w:val="21"/>
         </w:rPr>
-        <w:t xml:space="preserve">Table 4 and Figure A8 compare polarity shares across a 4,000-headline sample. A lower neutral share is only a distributional observation, not evidence of better prediction. The 120-headline worksheet can support later labelling, but its review column is blank on purpose and the pseudo-label field is not treated as ground truth. Figure A9 looks at component effects through ablation on the Week 9 analyser and does not report labelled precision or recall. On the 800-headline ablation sample, removing neutral overrides has no effect. </w:t>
+        <w:t xml:space="preserve">Table 4 and Figure A8 compare polarity shares across a 4,000-headline sample. A lower neutral share is only a distributional observation, not evidence of better prediction. I labelled the 120-headline worksheet myself. Signal Harbour buckets agree with those labels on 60.8% of the full sample (56.0% development, 68.9% holdout; n=120). The automated pseudo-label field is not treated as ground truth. Figure A9 looks at component effects through ablation on the Week 9 analyser and does not report labelled precision or recall. On the 800-headline ablation sample, removing neutral overrides has no effect. </w:t>
       </w:r>
       <w:r>
         <w:rPr>
@@ -8153,7 +8153,7 @@
           <w:color w:val="1A1A1A"/>
           <w:sz w:val="21"/>
         </w:rPr>
-        <w:t>Distributional, not labelled, sentiment evidence.</w:t>
+        <w:t>Labelled sentiment evidence is a small worksheet, not a precision claim.</w:t>
       </w:r>
       <w:r>
         <w:rPr>
@@ -8163,7 +8163,27 @@
           <w:color w:val="1A1A1A"/>
           <w:sz w:val="21"/>
         </w:rPr>
-        <w:t xml:space="preserve"> The model comparison rests on polarity shares and the Week 9 ablation. Because the 120-headline review column remains blank, this report does not claim labelled precision or recall.</w:t>
+        <w:t xml:space="preserve"> I labelled all 120 headlines in </w:t>
+      </w:r>
+      <w:r>
+        <w:rPr>
+          <w:rFonts w:ascii="Times New Roman" w:hAnsi="Times New Roman" w:eastAsia="Times New Roman"/>
+          <w:b w:val="0"/>
+          <w:i/>
+          <w:color w:val="1A1A1A"/>
+          <w:sz w:val="21"/>
+        </w:rPr>
+        <w:t>kaiyuan_review_label</w:t>
+      </w:r>
+      <w:r>
+        <w:rPr>
+          <w:rFonts w:ascii="Times New Roman" w:hAnsi="Times New Roman" w:eastAsia="Times New Roman"/>
+          <w:b w:val="0"/>
+          <w:i w:val="0"/>
+          <w:color w:val="1A1A1A"/>
+          <w:sz w:val="21"/>
+        </w:rPr>
+        <w:t>. Agreement with Signal Harbour buckets is 60.8% on that sheet (headline_kaiyuan_label_agreement.csv). That is a polarity-match rate on n=120, not labelled precision or recall.</w:t>
       </w:r>
     </w:p>
     <w:p>
@@ -8241,7 +8261,7 @@
           <w:color w:val="1A1A1A"/>
           <w:sz w:val="21"/>
         </w:rPr>
-        <w:t>If I extended the project, I would make three changes. First, I would complete the review column and report labelled validation statistics. Second, I would apply the turnover-cost grid from Table 5 to every fund family so that Recommendation 1 is tested under the same frictions. Third, I would publish the public GitHub repository and Streamlit deployment, then resolve any remaining theme issues before submission. Those steps would improve validation and delivery without altering the central result that the sentiment overlay is economically flat to negative in this sample.</w:t>
+        <w:t>If I extended the project, I would make three changes. First, I would apply the turnover-cost grid from Table 5 to every fund family so that Recommendation 1 is tested under the same frictions. Second, I would expand the labelled worksheet beyond n=120 before treating polarity agreement as a model-selection statistic. Third, I would publish the public GitHub repository and Streamlit deployment, then resolve any remaining theme issues before submission. Those steps would improve validation and delivery without altering the central result that the sentiment overlay is economically flat to negative in this sample.</w:t>
       </w:r>
     </w:p>
     <w:p>

--- a/report/report.docx
+++ b/report/report.docx
@@ -58,13 +58,16 @@
       <w:pPr>
         <w:spacing w:after="20" w:before="0" w:line="269" w:lineRule="auto"/>
         <w:jc w:val="center"/>
-        <w:rPr/>
+        <w:rPr>
+          <w:b w:val="1"/>
+          <w:bCs w:val="1"/>
+        </w:rPr>
       </w:pPr>
       <w:r>
         <w:rPr>
           <w:rFonts w:ascii="Times New Roman" w:cs="Times New Roman" w:eastAsia="Times New Roman" w:hAnsi="Times New Roman"/>
-          <w:b w:val="0"/>
-          <w:bCs w:val="0"/>
+          <w:b w:val="1"/>
+          <w:bCs w:val="1"/>
           <w:i w:val="0"/>
           <w:iCs w:val="0"/>
           <w:color w:val="2e2e2e"/>
@@ -84,13 +87,16 @@
       <w:pPr>
         <w:spacing w:after="20" w:before="0" w:line="269" w:lineRule="auto"/>
         <w:jc w:val="center"/>
-        <w:rPr/>
+        <w:rPr>
+          <w:b w:val="1"/>
+          <w:bCs w:val="1"/>
+        </w:rPr>
       </w:pPr>
       <w:r>
         <w:rPr>
           <w:rFonts w:ascii="Times New Roman" w:cs="Times New Roman" w:eastAsia="Times New Roman" w:hAnsi="Times New Roman"/>
-          <w:b w:val="0"/>
-          <w:bCs w:val="0"/>
+          <w:b w:val="1"/>
+          <w:bCs w:val="1"/>
           <w:i w:val="0"/>
           <w:iCs w:val="0"/>
           <w:color w:val="2e2e2e"/>
@@ -110,22 +116,87 @@
       <w:pPr>
         <w:spacing w:after="240" w:before="0" w:line="269" w:lineRule="auto"/>
         <w:jc w:val="center"/>
-        <w:rPr/>
-      </w:pPr>
-      <w:r>
         <w:rPr>
           <w:rFonts w:ascii="Times New Roman" w:cs="Times New Roman" w:eastAsia="Times New Roman" w:hAnsi="Times New Roman"/>
-          <w:b w:val="0"/>
-          <w:bCs w:val="0"/>
+          <w:b w:val="1"/>
+          <w:bCs w:val="1"/>
           <w:i w:val="0"/>
           <w:iCs w:val="0"/>
           <w:color w:val="2e2e2e"/>
           <w:sz w:val="20"/>
           <w:szCs w:val="20"/>
+        </w:rPr>
+      </w:pPr>
+      <w:r>
+        <w:rPr>
+          <w:rFonts w:ascii="Times New Roman" w:cs="Times New Roman" w:eastAsia="Times New Roman" w:hAnsi="Times New Roman"/>
+          <w:b w:val="1"/>
+          <w:bCs w:val="1"/>
+          <w:i w:val="0"/>
+          <w:iCs w:val="0"/>
+          <w:color w:val="2e2e2e"/>
+          <w:sz w:val="20"/>
+          <w:szCs w:val="20"/>
           <w:rtl w:val="0"/>
         </w:rPr>
         <w:t xml:space="preserve">Sample through December 2023</w:t>
       </w:r>
+    </w:p>
+    <w:p>
+      <w:pPr>
+        <w:spacing w:after="240" w:line="269" w:lineRule="auto"/>
+        <w:jc w:val="center"/>
+        <w:rPr>
+          <w:rFonts w:ascii="Times New Roman" w:cs="Times New Roman" w:eastAsia="Times New Roman" w:hAnsi="Times New Roman"/>
+          <w:color w:val="2e2e2e"/>
+          <w:sz w:val="20"/>
+          <w:szCs w:val="20"/>
+        </w:rPr>
+      </w:pPr>
+      <w:r>
+        <w:rPr>
+          <w:rFonts w:ascii="Times New Roman" w:cs="Times New Roman" w:eastAsia="Times New Roman" w:hAnsi="Times New Roman"/>
+          <w:color w:val="2e2e2e"/>
+          <w:sz w:val="20"/>
+          <w:szCs w:val="20"/>
+          <w:rtl w:val="0"/>
+        </w:rPr>
+        <w:t xml:space="preserve">Live app: https://z5444541projectb-r9um2cjlkbqb35gndanq4f.streamlit.app/</w:t>
+      </w:r>
+    </w:p>
+    <w:p>
+      <w:pPr>
+        <w:spacing w:after="240" w:line="269" w:lineRule="auto"/>
+        <w:jc w:val="center"/>
+        <w:rPr>
+          <w:rFonts w:ascii="Times New Roman" w:cs="Times New Roman" w:eastAsia="Times New Roman" w:hAnsi="Times New Roman"/>
+          <w:color w:val="2e2e2e"/>
+          <w:sz w:val="20"/>
+          <w:szCs w:val="20"/>
+        </w:rPr>
+      </w:pPr>
+      <w:r>
+        <w:rPr>
+          <w:rFonts w:ascii="Times New Roman" w:cs="Times New Roman" w:eastAsia="Times New Roman" w:hAnsi="Times New Roman"/>
+          <w:color w:val="2e2e2e"/>
+          <w:sz w:val="20"/>
+          <w:szCs w:val="20"/>
+          <w:rtl w:val="0"/>
+        </w:rPr>
+        <w:t xml:space="preserve">GitHub repository: https://github.com/jas-cell/z5444541_projectB</w:t>
+      </w:r>
+    </w:p>
+    <w:p>
+      <w:pPr>
+        <w:spacing w:after="240" w:before="0" w:line="269" w:lineRule="auto"/>
+        <w:jc w:val="center"/>
+        <w:rPr>
+          <w:rFonts w:ascii="Times New Roman" w:cs="Times New Roman" w:eastAsia="Times New Roman" w:hAnsi="Times New Roman"/>
+          <w:color w:val="2e2e2e"/>
+          <w:sz w:val="20"/>
+          <w:szCs w:val="20"/>
+        </w:rPr>
+      </w:pPr>
       <w:r>
         <w:rPr>
           <w:rtl w:val="0"/>
@@ -12853,12 +12924,12 @@
           <wp:inline distB="0" distT="0" distL="114300" distR="114300">
             <wp:extent cx="5989320" cy="4046838"/>
             <wp:effectExtent b="0" l="0" r="0" t="0"/>
-            <wp:docPr descr="Figure A1. Growth of $1 across funds, out-of-sample through December 2023. Combined Risk Parity is steadier than Combined Maximum Sharpe; Crypto Minimum Variance leads terminal wealth among the crypto sleeves. Source: fund_returns.csv." id="12" name="image8.png"/>
+            <wp:docPr descr="Figure A1. Growth of $1 across funds, out-of-sample through December 2023. Combined Risk Parity is steadier than Combined Maximum Sharpe; Crypto Minimum Variance leads terminal wealth among the crypto sleeves. Source: fund_returns.csv." id="12" name="image1.png"/>
             <a:graphic>
               <a:graphicData uri="http://schemas.openxmlformats.org/drawingml/2006/picture">
                 <pic:pic>
                   <pic:nvPicPr>
-                    <pic:cNvPr descr="Figure A1. Growth of $1 across funds, out-of-sample through December 2023. Combined Risk Parity is steadier than Combined Maximum Sharpe; Crypto Minimum Variance leads terminal wealth among the crypto sleeves. Source: fund_returns.csv." id="0" name="image8.png"/>
+                    <pic:cNvPr descr="Figure A1. Growth of $1 across funds, out-of-sample through December 2023. Combined Risk Parity is steadier than Combined Maximum Sharpe; Crypto Minimum Variance leads terminal wealth among the crypto sleeves. Source: fund_returns.csv." id="0" name="image1.png"/>
                     <pic:cNvPicPr preferRelativeResize="0"/>
                   </pic:nvPicPr>
                   <pic:blipFill>
@@ -12940,12 +13011,12 @@
           <wp:inline distB="0" distT="0" distL="114300" distR="114300">
             <wp:extent cx="5989320" cy="4262434"/>
             <wp:effectExtent b="0" l="0" r="0" t="0"/>
-            <wp:docPr descr="Figure A2. Combined-fund drawdowns. Risk Parity has the shallower path, supporting Recommendation 1; Maximum Sharpe reaches the deeper trough expected of the higher-growth satellite. Wealth paths prepend 1.0 so that the first loss is visible." id="14" name="image11.png"/>
+            <wp:docPr descr="Figure A2. Combined-fund drawdowns. Risk Parity has the shallower path, supporting Recommendation 1; Maximum Sharpe reaches the deeper trough expected of the higher-growth satellite. Wealth paths prepend 1.0 so that the first loss is visible." id="14" name="image6.png"/>
             <a:graphic>
               <a:graphicData uri="http://schemas.openxmlformats.org/drawingml/2006/picture">
                 <pic:pic>
                   <pic:nvPicPr>
-                    <pic:cNvPr descr="Figure A2. Combined-fund drawdowns. Risk Parity has the shallower path, supporting Recommendation 1; Maximum Sharpe reaches the deeper trough expected of the higher-growth satellite. Wealth paths prepend 1.0 so that the first loss is visible." id="0" name="image11.png"/>
+                    <pic:cNvPr descr="Figure A2. Combined-fund drawdowns. Risk Parity has the shallower path, supporting Recommendation 1; Maximum Sharpe reaches the deeper trough expected of the higher-growth satellite. Wealth paths prepend 1.0 so that the first loss is visible." id="0" name="image6.png"/>
                     <pic:cNvPicPr preferRelativeResize="0"/>
                   </pic:nvPicPr>
                   <pic:blipFill>
@@ -13027,12 +13098,12 @@
           <wp:inline distB="0" distT="0" distL="114300" distR="114300">
             <wp:extent cx="5989320" cy="4825013"/>
             <wp:effectExtent b="0" l="0" r="0" t="0"/>
-            <wp:docPr descr="Figure A3. Combined Minimum Variance and Risk Parity decision weights, with an Other residual so the stacked areas sum to one. Maximum Sharpe concentration is summarised in Table 3 rather than in this panel." id="13" name="image3.png"/>
+            <wp:docPr descr="Figure A3. Combined Minimum Variance and Risk Parity decision weights, with an Other residual so the stacked areas sum to one. Maximum Sharpe concentration is summarised in Table 3 rather than in this panel." id="13" name="image2.png"/>
             <a:graphic>
               <a:graphicData uri="http://schemas.openxmlformats.org/drawingml/2006/picture">
                 <pic:pic>
                   <pic:nvPicPr>
-                    <pic:cNvPr descr="Figure A3. Combined Minimum Variance and Risk Parity decision weights, with an Other residual so the stacked areas sum to one. Maximum Sharpe concentration is summarised in Table 3 rather than in this panel." id="0" name="image3.png"/>
+                    <pic:cNvPr descr="Figure A3. Combined Minimum Variance and Risk Parity decision weights, with an Other residual so the stacked areas sum to one. Maximum Sharpe concentration is summarised in Table 3 rather than in this panel." id="0" name="image2.png"/>
                     <pic:cNvPicPr preferRelativeResize="0"/>
                   </pic:nvPicPr>
                   <pic:blipFill>
@@ -13114,12 +13185,12 @@
           <wp:inline distB="0" distT="0" distL="114300" distR="114300">
             <wp:extent cx="5989320" cy="4100748"/>
             <wp:effectExtent b="0" l="0" r="0" t="0"/>
-            <wp:docPr descr="Figure A4. Zero-risk-free-rate Sharpe rankings. Combined Risk Parity leads the mixed sleeves; Equity Equal Weight leads equities; Crypto Minimum Variance leads crypto. Annualisation is 252 or 365 days by sleeve." id="16" name="image4.png"/>
+            <wp:docPr descr="Figure A4. Zero-risk-free-rate Sharpe rankings. Combined Risk Parity leads the mixed sleeves; Equity Equal Weight leads equities; Crypto Minimum Variance leads crypto. Annualisation is 252 or 365 days by sleeve." id="16" name="image3.png"/>
             <a:graphic>
               <a:graphicData uri="http://schemas.openxmlformats.org/drawingml/2006/picture">
                 <pic:pic>
                   <pic:nvPicPr>
-                    <pic:cNvPr descr="Figure A4. Zero-risk-free-rate Sharpe rankings. Combined Risk Parity leads the mixed sleeves; Equity Equal Weight leads equities; Crypto Minimum Variance leads crypto. Annualisation is 252 or 365 days by sleeve." id="0" name="image4.png"/>
+                    <pic:cNvPr descr="Figure A4. Zero-risk-free-rate Sharpe rankings. Combined Risk Parity leads the mixed sleeves; Equity Equal Weight leads equities; Crypto Minimum Variance leads crypto. Annualisation is 252 or 365 days by sleeve." id="0" name="image3.png"/>
                     <pic:cNvPicPr preferRelativeResize="0"/>
                   </pic:nvPicPr>
                   <pic:blipFill>
@@ -13201,12 +13272,12 @@
           <wp:inline distB="0" distT="0" distL="114300" distR="114300">
             <wp:extent cx="5989320" cy="4262434"/>
             <wp:effectExtent b="0" l="0" r="0" t="0"/>
-            <wp:docPr descr="Figure A5. Context-weighted sector sentiment, shown as a 21-session average. The series uses the complete ticker-day grid, sets no-news observations to neutral, and is lagged before any trading use." id="15" name="image7.png"/>
+            <wp:docPr descr="Figure A5. Context-weighted sector sentiment, shown as a 21-session average. The series uses the complete ticker-day grid, sets no-news observations to neutral, and is lagged before any trading use." id="15" name="image8.png"/>
             <a:graphic>
               <a:graphicData uri="http://schemas.openxmlformats.org/drawingml/2006/picture">
                 <pic:pic>
                   <pic:nvPicPr>
-                    <pic:cNvPr descr="Figure A5. Context-weighted sector sentiment, shown as a 21-session average. The series uses the complete ticker-day grid, sets no-news observations to neutral, and is lagged before any trading use." id="0" name="image7.png"/>
+                    <pic:cNvPr descr="Figure A5. Context-weighted sector sentiment, shown as a 21-session average. The series uses the complete ticker-day grid, sets no-news observations to neutral, and is lagged before any trading use." id="0" name="image8.png"/>
                     <pic:cNvPicPr preferRelativeResize="0"/>
                   </pic:nvPicPr>
                   <pic:blipFill>
@@ -13288,12 +13359,12 @@
           <wp:inline distB="0" distT="0" distL="114300" distR="114300">
             <wp:extent cx="5989320" cy="4034636"/>
             <wp:effectExtent b="0" l="0" r="0" t="0"/>
-            <wp:docPr descr="Figure A6. Equity Minimum Variance against the lagged context-weighted sentiment tilt. The overlay does not improve the corrected baseline, which supports Recommendation 3." id="18" name="image5.png"/>
+            <wp:docPr descr="Figure A6. Equity Minimum Variance against the lagged context-weighted sentiment tilt. The overlay does not improve the corrected baseline, which supports Recommendation 3." id="18" name="image4.png"/>
             <a:graphic>
               <a:graphicData uri="http://schemas.openxmlformats.org/drawingml/2006/picture">
                 <pic:pic>
                   <pic:nvPicPr>
-                    <pic:cNvPr descr="Figure A6. Equity Minimum Variance against the lagged context-weighted sentiment tilt. The overlay does not improve the corrected baseline, which supports Recommendation 3." id="0" name="image5.png"/>
+                    <pic:cNvPr descr="Figure A6. Equity Minimum Variance against the lagged context-weighted sentiment tilt. The overlay does not improve the corrected baseline, which supports Recommendation 3." id="0" name="image4.png"/>
                     <pic:cNvPicPr preferRelativeResize="0"/>
                   </pic:nvPicPr>
                   <pic:blipFill>
@@ -13375,12 +13446,12 @@
           <wp:inline distB="0" distT="0" distL="114300" distR="114300">
             <wp:extent cx="5989320" cy="4034636"/>
             <wp:effectExtent b="0" l="0" r="0" t="0"/>
-            <wp:docPr descr="Figure A7. Fusion sensitivity by tilt strength and equity base at zero cost. None of the tested specifications overtakes Equity Equal Weight (Table 6)." id="17" name="image6.png"/>
+            <wp:docPr descr="Figure A7. Fusion sensitivity by tilt strength and equity base at zero cost. None of the tested specifications overtakes Equity Equal Weight (Table 6)." id="17" name="image5.png"/>
             <a:graphic>
               <a:graphicData uri="http://schemas.openxmlformats.org/drawingml/2006/picture">
                 <pic:pic>
                   <pic:nvPicPr>
-                    <pic:cNvPr descr="Figure A7. Fusion sensitivity by tilt strength and equity base at zero cost. None of the tested specifications overtakes Equity Equal Weight (Table 6)." id="0" name="image6.png"/>
+                    <pic:cNvPr descr="Figure A7. Fusion sensitivity by tilt strength and equity base at zero cost. None of the tested specifications overtakes Equity Equal Weight (Table 6)." id="0" name="image5.png"/>
                     <pic:cNvPicPr preferRelativeResize="0"/>
                   </pic:nvPicPr>
                   <pic:blipFill>
@@ -13462,12 +13533,12 @@
           <wp:inline distB="0" distT="0" distL="114300" distR="114300">
             <wp:extent cx="5989320" cy="4152073"/>
             <wp:effectExtent b="0" l="0" r="0" t="0"/>
-            <wp:docPr descr="Figure A8. Polarity shares for Base VADER, Week 9 finVADER, and Signal Harbour on 4,000 headlines (Table 4). The comparison is distributional only." id="20" name="image1.png"/>
+            <wp:docPr descr="Figure A8. Polarity shares for Base VADER, Week 9 finVADER, and Signal Harbour on 4,000 headlines (Table 4). The comparison is distributional only." id="20" name="image9.png"/>
             <a:graphic>
               <a:graphicData uri="http://schemas.openxmlformats.org/drawingml/2006/picture">
                 <pic:pic>
                   <pic:nvPicPr>
-                    <pic:cNvPr descr="Figure A8. Polarity shares for Base VADER, Week 9 finVADER, and Signal Harbour on 4,000 headlines (Table 4). The comparison is distributional only." id="0" name="image1.png"/>
+                    <pic:cNvPr descr="Figure A8. Polarity shares for Base VADER, Week 9 finVADER, and Signal Harbour on 4,000 headlines (Table 4). The comparison is distributional only." id="0" name="image9.png"/>
                     <pic:cNvPicPr preferRelativeResize="0"/>
                   </pic:nvPicPr>
                   <pic:blipFill>
@@ -13549,12 +13620,12 @@
           <wp:inline distB="0" distT="0" distL="114300" distR="114300">
             <wp:extent cx="5989320" cy="4032879"/>
             <wp:effectExtent b="0" l="0" r="0" t="0"/>
-            <wp:docPr descr="Figure A9. Ablation of Signal Harbour components on the Week 9 finVADER base analyser, with Week 9-only and plain-VADER references." id="19" name="image2.png"/>
+            <wp:docPr descr="Figure A9. Ablation of Signal Harbour components on the Week 9 finVADER base analyser, with Week 9-only and plain-VADER references." id="19" name="image7.png"/>
             <a:graphic>
               <a:graphicData uri="http://schemas.openxmlformats.org/drawingml/2006/picture">
                 <pic:pic>
                   <pic:nvPicPr>
-                    <pic:cNvPr descr="Figure A9. Ablation of Signal Harbour components on the Week 9 finVADER base analyser, with Week 9-only and plain-VADER references." id="0" name="image2.png"/>
+                    <pic:cNvPr descr="Figure A9. Ablation of Signal Harbour components on the Week 9 finVADER base analyser, with Week 9-only and plain-VADER references." id="0" name="image7.png"/>
                     <pic:cNvPicPr preferRelativeResize="0"/>
                   </pic:nvPicPr>
                   <pic:blipFill>
@@ -13636,12 +13707,12 @@
           <wp:inline distB="0" distT="0" distL="114300" distR="114300">
             <wp:extent cx="5989320" cy="4039855"/>
             <wp:effectExtent b="0" l="0" r="0" t="0"/>
-            <wp:docPr descr="Figure A10. Average active tickers per sector-day under the complete-grid context-weighted index. This is the coverage companion to Figure A5." id="22" name="image10.png"/>
+            <wp:docPr descr="Figure A10. Average active tickers per sector-day under the complete-grid context-weighted index. This is the coverage companion to Figure A5." id="22" name="image11.png"/>
             <a:graphic>
               <a:graphicData uri="http://schemas.openxmlformats.org/drawingml/2006/picture">
                 <pic:pic>
                   <pic:nvPicPr>
-                    <pic:cNvPr descr="Figure A10. Average active tickers per sector-day under the complete-grid context-weighted index. This is the coverage companion to Figure A5." id="0" name="image10.png"/>
+                    <pic:cNvPr descr="Figure A10. Average active tickers per sector-day under the complete-grid context-weighted index. This is the coverage companion to Figure A5." id="0" name="image11.png"/>
                     <pic:cNvPicPr preferRelativeResize="0"/>
                   </pic:nvPicPr>
                   <pic:blipFill>
@@ -13723,12 +13794,12 @@
           <wp:inline distB="0" distT="0" distL="114300" distR="114300">
             <wp:extent cx="5989320" cy="4379821"/>
             <wp:effectExtent b="0" l="0" r="0" t="0"/>
-            <wp:docPr descr="Figure A11. Sector coverage intensity: mean headlines on news-bearing ticker-days (bars) and the share of exact-zero raw scores (line). This exhibit is distinct from the polarity comparison in Figure A8." id="21" name="image9.png"/>
+            <wp:docPr descr="Figure A11. Sector coverage intensity: mean headlines on news-bearing ticker-days (bars) and the share of exact-zero raw scores (line). This exhibit is distinct from the polarity comparison in Figure A8." id="21" name="image10.png"/>
             <a:graphic>
               <a:graphicData uri="http://schemas.openxmlformats.org/drawingml/2006/picture">
                 <pic:pic>
                   <pic:nvPicPr>
-                    <pic:cNvPr descr="Figure A11. Sector coverage intensity: mean headlines on news-bearing ticker-days (bars) and the share of exact-zero raw scores (line). This exhibit is distinct from the polarity comparison in Figure A8." id="0" name="image9.png"/>
+                    <pic:cNvPr descr="Figure A11. Sector coverage intensity: mean headlines on news-bearing ticker-days (bars) and the share of exact-zero raw scores (line). This exhibit is distinct from the polarity comparison in Figure A8." id="0" name="image10.png"/>
                     <pic:cNvPicPr preferRelativeResize="0"/>
                   </pic:nvPicPr>
                   <pic:blipFill>
